--- a/Xceed.Words.NET.Examples/Samples/Paragraph/Output/TextActions.docx
+++ b/Xceed.Words.NET.Examples/Samples/Paragraph/Output/TextActions.docx
@@ -9,7 +9,7 @@
       </w:pPr>
       <w:r>
         <w:rPr>
-          <w:lang w:val="en-US"/>
+          <w:lang w:val="en-CA"/>
           <w:sz w:val="30"/>
           <w:szCs w:val="30"/>
         </w:rPr>
@@ -22,37 +22,37 @@
       </w:pPr>
       <w:r>
         <w:rPr>
-          <w:lang w:val="en-US"/>
+          <w:lang w:val="en-CA"/>
         </w:rPr>
         <w:t>In this paragraph</w:t>
       </w:r>
       <w:r>
         <w:rPr>
-          <w:lang w:val="en-US"/>
+          <w:lang w:val="en-CA"/>
         </w:rPr>
         <w:t>,</w:t>
       </w:r>
       <w:r>
         <w:rPr>
-          <w:lang w:val="en-US"/>
+          <w:lang w:val="en-CA"/>
         </w:rPr>
         <w:t xml:space="preserve"> we insert a comma, a colon and</w:t>
       </w:r>
       <w:r>
         <w:rPr>
-          <w:lang w:val="en-US"/>
+          <w:lang w:val="en-CA"/>
         </w:rPr>
         <w:t xml:space="preserve">: </w:t>
       </w:r>
       <w:r>
         <w:rPr>
-          <w:lang w:val="en-US"/>
+          <w:lang w:val="en-CA"/>
         </w:rPr>
         <w:t xml:space="preserve"> </w:t>
       </w:r>
       <w:r>
         <w:rPr>
-          <w:lang w:val="en-US"/>
+          <w:lang w:val="en-CA"/>
         </w:rPr>
         <w:t>a name.</w:t>
       </w:r>
@@ -63,19 +63,19 @@
       </w:pPr>
       <w:r>
         <w:rPr>
-          <w:lang w:val="en-US"/>
+          <w:lang w:val="en-CA"/>
         </w:rPr>
         <w:t>In this paragraph</w:t>
       </w:r>
       <w:r>
         <w:rPr>
-          <w:lang w:val="en-US"/>
+          <w:lang w:val="en-CA"/>
         </w:rPr>
         <w:t xml:space="preserve"> we remove a </w:t>
       </w:r>
       <w:r>
         <w:rPr>
-          <w:lang w:val="en-US"/>
+          <w:lang w:val="en-CA"/>
         </w:rPr>
         <w:t>word and a comma.</w:t>
       </w:r>
@@ -86,187 +86,187 @@
       </w:pPr>
       <w:r>
         <w:rPr>
-          <w:lang w:val="en-US"/>
+          <w:lang w:val="en-CA"/>
         </w:rPr>
         <w:t>In</w:t>
       </w:r>
       <w:r>
         <w:rPr>
-          <w:lang w:val="en-US"/>
-        </w:rPr>
-        <w:t>--</w:t>
-      </w:r>
-      <w:r>
-        <w:rPr>
-          <w:lang w:val="en-US"/>
+          <w:lang w:val="en-CA"/>
+        </w:rPr>
+        <w:t>--</w:t>
+      </w:r>
+      <w:r>
+        <w:rPr>
+          <w:lang w:val="en-CA"/>
         </w:rPr>
         <w:t>this</w:t>
       </w:r>
       <w:r>
         <w:rPr>
-          <w:lang w:val="en-US"/>
-        </w:rPr>
-        <w:t>--</w:t>
-      </w:r>
-      <w:r>
-        <w:rPr>
-          <w:lang w:val="en-US"/>
+          <w:lang w:val="en-CA"/>
+        </w:rPr>
+        <w:t>--</w:t>
+      </w:r>
+      <w:r>
+        <w:rPr>
+          <w:lang w:val="en-CA"/>
         </w:rPr>
         <w:t>paragraph,</w:t>
       </w:r>
       <w:r>
         <w:rPr>
-          <w:lang w:val="en-US"/>
-        </w:rPr>
-        <w:t>--</w:t>
-      </w:r>
-      <w:r>
-        <w:rPr>
-          <w:lang w:val="en-US"/>
+          <w:lang w:val="en-CA"/>
+        </w:rPr>
+        <w:t>--</w:t>
+      </w:r>
+      <w:r>
+        <w:rPr>
+          <w:lang w:val="en-CA"/>
         </w:rPr>
         <w:t>we</w:t>
       </w:r>
       <w:r>
         <w:rPr>
-          <w:lang w:val="en-US"/>
-        </w:rPr>
-        <w:t>--</w:t>
-      </w:r>
-      <w:r>
-        <w:rPr>
-          <w:lang w:val="en-US"/>
+          <w:lang w:val="en-CA"/>
+        </w:rPr>
+        <w:t>--</w:t>
+      </w:r>
+      <w:r>
+        <w:rPr>
+          <w:lang w:val="en-CA"/>
         </w:rPr>
         <w:t>replace</w:t>
       </w:r>
       <w:r>
         <w:rPr>
-          <w:lang w:val="en-US"/>
-        </w:rPr>
-        <w:t>--</w:t>
-      </w:r>
-      <w:r>
-        <w:rPr>
-          <w:lang w:val="en-US"/>
+          <w:lang w:val="en-CA"/>
+        </w:rPr>
+        <w:t>--</w:t>
+      </w:r>
+      <w:r>
+        <w:rPr>
+          <w:lang w:val="en-CA"/>
         </w:rPr>
         <w:t>an</w:t>
       </w:r>
       <w:r>
         <w:rPr>
-          <w:lang w:val="en-US"/>
-        </w:rPr>
-        <w:t>--</w:t>
-      </w:r>
-      <w:r>
-        <w:rPr>
-          <w:lang w:val="en-US"/>
+          <w:lang w:val="en-CA"/>
+        </w:rPr>
+        <w:t>--</w:t>
+      </w:r>
+      <w:r>
+        <w:rPr>
+          <w:lang w:val="en-CA"/>
         </w:rPr>
         <w:t>easy</w:t>
       </w:r>
       <w:r>
         <w:rPr>
-          <w:lang w:val="en-US"/>
-        </w:rPr>
-        <w:t>--</w:t>
-      </w:r>
-      <w:r>
-        <w:rPr>
-          <w:lang w:val="en-US"/>
+          <w:lang w:val="en-CA"/>
+        </w:rPr>
+        <w:t>--</w:t>
+      </w:r>
+      <w:r>
+        <w:rPr>
+          <w:lang w:val="en-CA"/>
         </w:rPr>
         <w:t>word</w:t>
       </w:r>
       <w:r>
         <w:rPr>
-          <w:lang w:val="en-US"/>
-        </w:rPr>
-        <w:t>--</w:t>
-      </w:r>
-      <w:r>
-        <w:rPr>
-          <w:lang w:val="en-US"/>
+          <w:lang w:val="en-CA"/>
+        </w:rPr>
+        <w:t>--</w:t>
+      </w:r>
+      <w:r>
+        <w:rPr>
+          <w:lang w:val="en-CA"/>
         </w:rPr>
         <w:t>with</w:t>
       </w:r>
       <w:r>
         <w:rPr>
-          <w:lang w:val="en-US"/>
-        </w:rPr>
-        <w:t>--</w:t>
-      </w:r>
-      <w:r>
-        <w:rPr>
-          <w:lang w:val="en-US"/>
+          <w:lang w:val="en-CA"/>
+        </w:rPr>
+        <w:t>--</w:t>
+      </w:r>
+      <w:r>
+        <w:rPr>
+          <w:lang w:val="en-CA"/>
         </w:rPr>
         <w:t>an</w:t>
       </w:r>
       <w:r>
         <w:rPr>
-          <w:lang w:val="en-US"/>
-        </w:rPr>
-        <w:t>--</w:t>
-      </w:r>
-      <w:r>
-        <w:rPr>
-          <w:lang w:val="en-US"/>
+          <w:lang w:val="en-CA"/>
+        </w:rPr>
+        <w:t>--</w:t>
+      </w:r>
+      <w:r>
+        <w:rPr>
+          <w:lang w:val="en-CA"/>
         </w:rPr>
         <w:t>easier</w:t>
       </w:r>
       <w:r>
         <w:rPr>
-          <w:lang w:val="en-US"/>
-        </w:rPr>
-        <w:t>--</w:t>
-      </w:r>
-      <w:r>
-        <w:rPr>
-          <w:lang w:val="en-US"/>
+          <w:lang w:val="en-CA"/>
+        </w:rPr>
+        <w:t>--</w:t>
+      </w:r>
+      <w:r>
+        <w:rPr>
+          <w:lang w:val="en-CA"/>
         </w:rPr>
         <w:t>one</w:t>
       </w:r>
       <w:r>
         <w:rPr>
-          <w:lang w:val="en-US"/>
-        </w:rPr>
-        <w:t>--</w:t>
-      </w:r>
-      <w:r>
-        <w:rPr>
-          <w:lang w:val="en-US"/>
+          <w:lang w:val="en-CA"/>
+        </w:rPr>
+        <w:t>--</w:t>
+      </w:r>
+      <w:r>
+        <w:rPr>
+          <w:lang w:val="en-CA"/>
         </w:rPr>
         <w:t>and</w:t>
       </w:r>
       <w:r>
         <w:rPr>
-          <w:lang w:val="en-US"/>
-        </w:rPr>
-        <w:t>--</w:t>
-      </w:r>
-      <w:r>
-        <w:rPr>
-          <w:lang w:val="en-US"/>
+          <w:lang w:val="en-CA"/>
+        </w:rPr>
+        <w:t>--</w:t>
+      </w:r>
+      <w:r>
+        <w:rPr>
+          <w:lang w:val="en-CA"/>
         </w:rPr>
         <w:t>spaces</w:t>
       </w:r>
       <w:r>
         <w:rPr>
-          <w:lang w:val="en-US"/>
-        </w:rPr>
-        <w:t>--</w:t>
-      </w:r>
-      <w:r>
-        <w:rPr>
-          <w:lang w:val="en-US"/>
+          <w:lang w:val="en-CA"/>
+        </w:rPr>
+        <w:t>--</w:t>
+      </w:r>
+      <w:r>
+        <w:rPr>
+          <w:lang w:val="en-CA"/>
         </w:rPr>
         <w:t>with</w:t>
       </w:r>
       <w:r>
         <w:rPr>
-          <w:lang w:val="en-US"/>
-        </w:rPr>
-        <w:t>--</w:t>
-      </w:r>
-      <w:r>
-        <w:rPr>
-          <w:lang w:val="en-US"/>
+          <w:lang w:val="en-CA"/>
+        </w:rPr>
+        <w:t>--</w:t>
+      </w:r>
+      <w:r>
+        <w:rPr>
+          <w:lang w:val="en-CA"/>
         </w:rPr>
         <w:t>hyphens.</w:t>
       </w:r>
@@ -277,19 +277,19 @@
       </w:pPr>
       <w:r>
         <w:rPr>
-          <w:lang w:val="en-US"/>
+          <w:lang w:val="en-CA"/>
         </w:rPr>
         <w:t xml:space="preserve">In this paragraph, we replace a word by using a handler: </w:t>
       </w:r>
       <w:r>
         <w:rPr>
-          <w:lang w:val="en-US"/>
+          <w:lang w:val="en-CA"/>
         </w:rPr>
         <w:t>$13.95</w:t>
       </w:r>
       <w:r>
         <w:rPr>
-          <w:lang w:val="en-US"/>
+          <w:lang w:val="en-CA"/>
         </w:rPr>
         <w:t>.</w:t>
       </w:r>
@@ -299,12 +299,12 @@
       <w:r>
         <w:t xml:space="preserve">This is a paragraph where tracking of </w:t>
       </w:r>
-      <w:del w:id="20" w:author="AzureAD\SimonBoucher" w:date="2025-09-09T10:27:00Z">
+      <w:del w:id="20" w:author="Laptop-Simon\bouchers" w:date="2026-06-11T09:55:00Z">
         <w:r>
           <w:delText>modifications</w:delText>
         </w:r>
       </w:del>
-      <w:ins w:id="19" w:author="AzureAD\SimonBoucher" w:date="2025-09-09T10:27:00Z">
+      <w:ins w:id="19" w:author="Laptop-Simon\bouchers" w:date="2026-06-11T09:55:00Z">
         <w:r>
           <w:t>changes</w:t>
         </w:r>
@@ -335,7 +335,7 @@
         <w:rFonts w:asciiTheme="minorHAnsi" w:eastAsiaTheme="minorHAnsi" w:hAnsiTheme="minorHAnsi" w:cstheme="minorBidi"/>
         <w:sz w:val="22"/>
         <w:szCs w:val="22"/>
-        <w:lang w:val="en-US" w:eastAsia="en-US" w:bidi="ar-SA"/>
+        <w:lang w:val="en-CA" w:eastAsia="en-US" w:bidi="ar-SA"/>
       </w:rPr>
     </w:rPrDefault>
     <w:pPrDefault/>
